--- a/lib/engine-v2/national/templates-official/hazmat-comprehensive-safety-supervisor.docx
+++ b/lib/engine-v2/national/templates-official/hazmat-comprehensive-safety-supervisor.docx
@@ -287,7 +287,7 @@
                 <w:u w:val="single"/>
                 <w:lang w:eastAsia="zh-TW"/>
               </w:rPr>
-              <w:t>（電話　　　　）</w:t>
+              <w:t xml:space="preserve">（電話　{{submitterPhone}}）</w:t>
             </w:r>
           </w:p>
           <w:p>
@@ -320,7 +320,7 @@
                 <w:color w:val="000000"/>
                 <w:u w:val="single"/>
               </w:rPr>
-              <w:t>氏　名</w:t>
+              <w:t xml:space="preserve">氏　名　{{submitterName}}</w:t>
             </w:r>
             <w:r>
               <w:rPr>
@@ -459,6 +459,9 @@
                 <w:color w:val="000000"/>
               </w:rPr>
             </w:pPr>
+            <w:r>
+              <w:t xml:space="preserve">{{facilityLocationAndName}}</w:t>
+            </w:r>
           </w:p>
         </w:tc>
       </w:tr>
@@ -662,6 +665,9 @@
                 <w:color w:val="000000"/>
               </w:rPr>
             </w:pPr>
+            <w:r>
+              <w:t xml:space="preserve">{{appointedName}}</w:t>
+            </w:r>
           </w:p>
         </w:tc>
         <w:tc>
@@ -681,6 +687,9 @@
                 <w:color w:val="000000"/>
               </w:rPr>
             </w:pPr>
+            <w:r>
+              <w:t xml:space="preserve">{{dismissedName}}</w:t>
+            </w:r>
           </w:p>
         </w:tc>
       </w:tr>
@@ -764,14 +773,14 @@
               <w:rPr>
                 <w:color w:val="000000"/>
               </w:rPr>
-              <w:t xml:space="preserve">       </w:t>
-            </w:r>
-            <w:r>
-              <w:rPr>
-                <w:rFonts w:hint="eastAsia"/>
-                <w:color w:val="000000"/>
-              </w:rPr>
-              <w:t>{{submitDate}}</w:t>
+              <w:t xml:space="preserve">{{appointmentDate}}</w:t>
+            </w:r>
+            <w:r>
+              <w:rPr>
+                <w:rFonts w:hint="eastAsia"/>
+                <w:color w:val="000000"/>
+              </w:rPr>
+              <w:t xml:space="preserve"/>
             </w:r>
           </w:p>
         </w:tc>
@@ -797,14 +806,14 @@
               <w:rPr>
                 <w:color w:val="000000"/>
               </w:rPr>
-              <w:t xml:space="preserve">       </w:t>
-            </w:r>
-            <w:r>
-              <w:rPr>
-                <w:rFonts w:hint="eastAsia"/>
-                <w:color w:val="000000"/>
-              </w:rPr>
-              <w:t>年　　月　　日</w:t>
+              <w:t xml:space="preserve">{{dismissalDate}}</w:t>
+            </w:r>
+            <w:r>
+              <w:rPr>
+                <w:rFonts w:hint="eastAsia"/>
+                <w:color w:val="000000"/>
+              </w:rPr>
+              <w:t xml:space="preserve"/>
             </w:r>
           </w:p>
         </w:tc>
@@ -884,6 +893,9 @@
                 <w:color w:val="000000"/>
               </w:rPr>
             </w:pPr>
+            <w:r>
+              <w:t xml:space="preserve">{{appointedPosition}}</w:t>
+            </w:r>
           </w:p>
         </w:tc>
         <w:tc>
@@ -904,6 +916,9 @@
                 <w:color w:val="000000"/>
               </w:rPr>
             </w:pPr>
+            <w:r>
+              <w:t xml:space="preserve">{{dismissedPosition}}</w:t>
+            </w:r>
           </w:p>
         </w:tc>
       </w:tr>

--- a/lib/engine-v2/national/templates-official/hazmat-comprehensive-safety-supervisor.docx
+++ b/lib/engine-v2/national/templates-official/hazmat-comprehensive-safety-supervisor.docx
@@ -184,20 +184,7 @@
                 <w:rFonts w:hint="eastAsia"/>
                 <w:color w:val="000000"/>
               </w:rPr>
-              <w:t xml:space="preserve">年　　</w:t>
-            </w:r>
-            <w:r>
-              <w:rPr>
-                <w:color w:val="000000"/>
-              </w:rPr>
-              <w:t xml:space="preserve">  </w:t>
-            </w:r>
-            <w:r>
-              <w:rPr>
-                <w:rFonts w:hint="eastAsia"/>
-                <w:color w:val="000000"/>
-              </w:rPr>
-              <w:t xml:space="preserve">　月　　　日</w:t>
+              <w:t xml:space="preserve">{{submitDate}}</w:t>
             </w:r>
           </w:p>
           <w:p>
@@ -1019,6 +1006,9 @@
                 <w:color w:val="000000"/>
               </w:rPr>
             </w:pPr>
+            <w:r>
+              <w:t xml:space="preserve">{{officialUseReceipt}}</w:t>
+            </w:r>
           </w:p>
         </w:tc>
         <w:tc>
@@ -1039,6 +1029,9 @@
                 <w:color w:val="000000"/>
               </w:rPr>
             </w:pPr>
+            <w:r>
+              <w:t xml:space="preserve">{{officialUseRemarks}}</w:t>
+            </w:r>
           </w:p>
         </w:tc>
       </w:tr>

--- a/lib/engine-v2/national/templates-official/hazmat-comprehensive-safety-supervisor.docx
+++ b/lib/engine-v2/national/templates-official/hazmat-comprehensive-safety-supervisor.docx
@@ -240,41 +240,7 @@
                 <w:u w:val="single"/>
                 <w:lang w:eastAsia="zh-TW"/>
               </w:rPr>
-              <w:t>住　所</w:t>
-            </w:r>
-            <w:r>
-              <w:rPr>
-                <w:color w:val="000000"/>
-                <w:u w:val="single"/>
-                <w:lang w:eastAsia="zh-TW"/>
-              </w:rPr>
-              <w:t xml:space="preserve">          </w:t>
-            </w:r>
-            <w:r>
-              <w:rPr>
-                <w:rFonts w:hint="eastAsia"/>
-                <w:color w:val="000000"/>
-                <w:u w:val="single"/>
-                <w:lang w:eastAsia="zh-TW"/>
-              </w:rPr>
-              <w:t xml:space="preserve">　　　　　</w:t>
-            </w:r>
-            <w:r>
-              <w:rPr>
-                <w:color w:val="000000"/>
-                <w:u w:val="single"/>
-                <w:lang w:eastAsia="zh-TW"/>
-              </w:rPr>
-              <w:t xml:space="preserve">   </w:t>
-            </w:r>
-            <w:r>
-              <w:rPr>
-                <w:rFonts w:hint="eastAsia"/>
-                <w:color w:val="000000"/>
-                <w:u w:val="single"/>
-                <w:lang w:eastAsia="zh-TW"/>
-              </w:rPr>
-              <w:t xml:space="preserve">（電話　{{submitterPhone}}）</w:t>
+              <w:t xml:space="preserve">住　所　{{submitterAddress}}　（電話　{{submitterPhone}}）</w:t>
             </w:r>
           </w:p>
           <w:p>

--- a/lib/engine-v2/national/templates-official/hazmat-comprehensive-safety-supervisor.docx
+++ b/lib/engine-v2/national/templates-official/hazmat-comprehensive-safety-supervisor.docx
@@ -144,40 +144,7 @@
               <w:rPr>
                 <w:color w:val="000000"/>
               </w:rPr>
-              <w:t xml:space="preserve"> </w:t>
-            </w:r>
-            <w:r>
-              <w:rPr>
-                <w:rFonts w:hint="eastAsia"/>
-                <w:color w:val="000000"/>
-              </w:rPr>
-              <w:t xml:space="preserve">　　　　　　</w:t>
-            </w:r>
-            <w:r>
-              <w:rPr>
-                <w:color w:val="000000"/>
-              </w:rPr>
-              <w:t xml:space="preserve">                     </w:t>
-            </w:r>
-            <w:r>
-              <w:rPr>
-                <w:rFonts w:hint="eastAsia"/>
-                <w:color w:val="000000"/>
-              </w:rPr>
-              <w:t xml:space="preserve">　　　　</w:t>
-            </w:r>
-            <w:r>
-              <w:rPr>
-                <w:rFonts w:hint="eastAsia"/>
-                <w:color w:val="000000"/>
-              </w:rPr>
-              <w:t xml:space="preserve">　　　　　　　　　　　　　</w:t>
-            </w:r>
-            <w:r>
-              <w:rPr>
-                <w:color w:val="000000"/>
-              </w:rPr>
-              <w:t xml:space="preserve"> </w:t>
+              <w:t xml:space="preserve">　</w:t>
             </w:r>
             <w:r>
               <w:rPr>
@@ -281,60 +248,7 @@
                 <w:color w:val="000000"/>
                 <w:u w:val="single"/>
               </w:rPr>
-              <w:t xml:space="preserve">  </w:t>
-            </w:r>
-            <w:r>
-              <w:rPr>
-                <w:color w:val="000000"/>
-                <w:u w:val="single"/>
-              </w:rPr>
-              <w:t xml:space="preserve">  </w:t>
-            </w:r>
-            <w:r>
-              <w:rPr>
-                <w:color w:val="000000"/>
-                <w:u w:val="single"/>
-              </w:rPr>
-              <w:t xml:space="preserve">    </w:t>
-            </w:r>
-            <w:r>
-              <w:rPr>
-                <w:rFonts w:hint="eastAsia"/>
-                <w:color w:val="000000"/>
-                <w:u w:val="single"/>
-              </w:rPr>
-              <w:t xml:space="preserve">　　　　　</w:t>
-            </w:r>
-            <w:r>
-              <w:rPr>
-                <w:color w:val="000000"/>
-                <w:u w:val="single"/>
-              </w:rPr>
-              <w:t xml:space="preserve">        </w:t>
-            </w:r>
-            <w:r>
-              <w:rPr>
-                <w:rFonts w:hint="eastAsia"/>
-                <w:color w:val="000000"/>
-                <w:u w:val="single"/>
-              </w:rPr>
-              <w:t xml:space="preserve">　　　　　</w:t>
-            </w:r>
-            <w:r>
-              <w:rPr>
-                <w:rFonts w:hint="eastAsia"/>
-                <w:color w:val="000000"/>
-                <w:u w:val="single"/>
-              </w:rPr>
               <w:t xml:space="preserve">　</w:t>
-            </w:r>
-            <w:r>
-              <w:rPr>
-                <w:rFonts w:hint="eastAsia"/>
-                <w:color w:val="000000"/>
-                <w:u w:val="single"/>
-              </w:rPr>
-              <w:t xml:space="preserve"> </w:t>
             </w:r>
           </w:p>
         </w:tc>

--- a/lib/engine-v2/national/templates-official/hazmat-comprehensive-safety-supervisor.docx
+++ b/lib/engine-v2/national/templates-official/hazmat-comprehensive-safety-supervisor.docx
@@ -131,14 +131,16 @@
               <w:rPr>
                 <w:color w:val="000000"/>
               </w:rPr>
-            </w:pPr>
-          </w:p>
-          <w:p>
-            <w:pPr>
-              <w:spacing w:line="364" w:lineRule="atLeast"/>
-              <w:rPr>
-                <w:color w:val="000000"/>
-              </w:rPr>
+              <w:jc w:val="right"/>
+            </w:pPr>
+          </w:p>
+          <w:p>
+            <w:pPr>
+              <w:spacing w:line="364" w:lineRule="atLeast"/>
+              <w:rPr>
+                <w:color w:val="000000"/>
+              </w:rPr>
+              <w:jc w:val="right"/>
             </w:pPr>
             <w:r>
               <w:rPr>
@@ -162,6 +164,7 @@
                 <w:rFonts w:hint="eastAsia"/>
                 <w:color w:val="000000"/>
               </w:rPr>
+              <w:jc w:val="right"/>
             </w:pPr>
             <w:r>
               <w:rPr>
@@ -174,11 +177,11 @@
           <w:p>
             <w:pPr>
               <w:spacing w:line="364" w:lineRule="atLeast"/>
-              <w:jc w:val="center"/>
               <w:rPr>
                 <w:color w:val="000000"/>
                 <w:lang w:eastAsia="zh-TW"/>
               </w:rPr>
+              <w:jc w:val="right"/>
             </w:pPr>
             <w:r>
               <w:rPr>
@@ -193,12 +196,12 @@
             <w:pPr>
               <w:spacing w:line="364" w:lineRule="atLeast"/>
               <w:ind w:rightChars="110" w:right="231"/>
-              <w:jc w:val="right"/>
               <w:rPr>
                 <w:color w:val="000000"/>
                 <w:u w:val="single"/>
                 <w:lang w:eastAsia="zh-TW"/>
               </w:rPr>
+              <w:jc w:val="right"/>
             </w:pPr>
             <w:r>
               <w:rPr>
@@ -214,12 +217,12 @@
             <w:pPr>
               <w:spacing w:line="364" w:lineRule="atLeast"/>
               <w:ind w:rightChars="110" w:right="231"/>
-              <w:jc w:val="right"/>
               <w:rPr>
                 <w:color w:val="000000"/>
                 <w:u w:val="single"/>
                 <w:lang w:eastAsia="zh-TW"/>
               </w:rPr>
+              <w:jc w:val="right"/>
             </w:pPr>
           </w:p>
           <w:p>
@@ -227,12 +230,12 @@
               <w:wordWrap w:val="0"/>
               <w:spacing w:line="364" w:lineRule="atLeast"/>
               <w:ind w:rightChars="110" w:right="231"/>
+              <w:rPr>
+                <w:rFonts w:hint="eastAsia"/>
+                <w:color w:val="000000"/>
+                <w:u w:val="single"/>
+              </w:rPr>
               <w:jc w:val="right"/>
-              <w:rPr>
-                <w:rFonts w:hint="eastAsia"/>
-                <w:color w:val="000000"/>
-                <w:u w:val="single"/>
-              </w:rPr>
             </w:pPr>
             <w:r>
               <w:rPr>
